--- a/_inbox/PDI/04-engenharia-ia-rag-vetores/atividade-1/7-apresentacao/pdi-engenharia-ia-rag-vetores-a1.docx
+++ b/_inbox/PDI/04-engenharia-ia-rag-vetores/atividade-1/7-apresentacao/pdi-engenharia-ia-rag-vetores-a1.docx
@@ -4,121 +4,277 @@
   <w:body>
     <w:p>
       <w:pPr>
-        <w:jc w:val="center"/>
+        <w:pStyle w:val="Title"/>
       </w:pPr>
       <w:r>
-        <w:rPr>
-          <w:b/>
-          <w:color w:val="8B4513"/>
-          <w:sz w:val="28"/>
-        </w:rPr>
-        <w:t>PDI</w:t>
+        <w:t>Fundamentos de IA Generativa (NVIDIA DLI) aplicados a RAG</w:t>
+      </w:r>
+    </w:p>
+    <w:p>
+      <w:r>
+        <w:t>PDI Marcos Luciano - marcosluciano.rodrigues@v4company.com</w:t>
       </w:r>
     </w:p>
     <w:p>
       <w:pPr>
-        <w:jc w:val="center"/>
+        <w:pStyle w:val="Heading1"/>
       </w:pPr>
       <w:r>
-        <w:rPr>
-          <w:b/>
-          <w:sz w:val="46"/>
-        </w:rPr>
-        <w:t>Fundamentos de IA Generativa (NVIDIA DLI) aplicados a RAG</w:t>
+        <w:t>1. Contexto</w:t>
+      </w:r>
+    </w:p>
+    <w:p>
+      <w:r>
+        <w:t>IA generativa parece mágica, mas por baixo é matemática de texto. Antes de escrever qualquer linha de código, um júnior precisa entender três ideias: tokens (como o modelo "enxerga" texto), embeddings (como o texto vira número) e similaridade (como comparamos significados). Sem isso, você não consegue nem avaliar se a resposta está certa.</w:t>
+      </w:r>
+    </w:p>
+    <w:p>
+      <w:r>
+        <w:t>Analogia da bibliotecaPense no texto como um livro. O token é a letra/sílaba que o tradutor lê de cada vez. O embedding é o 'cartão de endereço' numérico desse trecho: frases parecidas caem em pontos próximos de um mapa. A similaridade é a régua que mede a distância entre dois cartões. Guardrails são o bibliotecário que impede você levar livro proibido pra casa.</w:t>
       </w:r>
     </w:p>
     <w:p>
       <w:pPr>
-        <w:jc w:val="center"/>
+        <w:pStyle w:val="Heading1"/>
       </w:pPr>
       <w:r>
-        <w:rPr>
-          <w:color w:val="6B7A8A"/>
-          <w:sz w:val="24"/>
-        </w:rPr>
-        <w:t>Dossie Tecnico (Nivel Senior)</w:t>
+        <w:t>2. Diagnóstico</w:t>
+      </w:r>
+    </w:p>
+    <w:p>
+      <w:r>
+        <w:t>Sem entender embeddings, a equipe mandava o texto inteiro pro LLM e media acerto "no olhômetro". Resultado: respostas fora do domínio passavam batidas e ninguém sabia onde o modelo errava. O custo oculto é a falta de avaliação reproduzível.</w:t>
+      </w:r>
+    </w:p>
+    <w:p>
+      <w:r>
+        <w:t>Alucinações detectadas / 100 respostasJanFevMarAbrMaiJunJulAgoSetOutNovDezAntesDepoisCobertura de avaliação automatizada (%)JanFevMarAbrMaiJunJulAgoSetOutNovDezAntesDepois</w:t>
+      </w:r>
+    </w:p>
+    <w:p>
+      <w:r>
+        <w:t>Raiz do problema: não existia um score objetivo (similaridade de embeddings + checklist de guardrails). O que não se mede, não se corrige.</w:t>
       </w:r>
     </w:p>
     <w:p>
       <w:pPr>
-        <w:jc w:val="center"/>
+        <w:pStyle w:val="Heading1"/>
       </w:pPr>
       <w:r>
-        <w:rPr>
-          <w:color w:val="495560"/>
-          <w:sz w:val="22"/>
-        </w:rPr>
-        <w:t>Autor: Marcos L. R. V. (Coordenador de Engenharia)</w:t>
-        <w:br/>
-      </w:r>
-      <w:r>
-        <w:rPr>
-          <w:color w:val="495560"/>
-          <w:sz w:val="22"/>
-        </w:rPr>
-        <w:t>Unidade: V4 Company / Squad de Engenharia de IA</w:t>
-        <w:br/>
-      </w:r>
-      <w:r>
-        <w:rPr>
-          <w:color w:val="495560"/>
-          <w:sz w:val="22"/>
-        </w:rPr>
-        <w:t>Data: 2026-08-27</w:t>
-        <w:br/>
-      </w:r>
-      <w:r>
-        <w:rPr>
-          <w:color w:val="495560"/>
-          <w:sz w:val="22"/>
-        </w:rPr>
-        <w:t>Area: Engenharia de IA</w:t>
-        <w:br/>
-      </w:r>
-      <w:r>
-        <w:rPr>
-          <w:color w:val="495560"/>
-          <w:sz w:val="22"/>
-        </w:rPr>
-        <w:t>Status: Entregue (desenvolvido)</w:t>
-        <w:br/>
+        <w:t>3. Solução</w:t>
       </w:r>
     </w:p>
     <w:p>
       <w:r>
-        <w:br w:type="page"/>
+        <w:t>Criar um módulo de fundações: tokenizador para contagem de custo, gerador de embeddings (modelo text-embedding-3-small) e um avaliador que compara a resposta gerada contra um golden set usando similaridade de cosseno + checagens de guardrail (tóxico, fora-de-domínio, vazamento de PII).</w:t>
       </w:r>
     </w:p>
     <w:p>
       <w:pPr>
-        <w:pStyle w:val="Heading2"/>
+        <w:pStyle w:val="Heading1"/>
       </w:pPr>
       <w:r>
-        <w:rPr>
-          <w:color w:val="8B1E1E"/>
-        </w:rPr>
-        <w:t>Resumo Executivo</w:t>
+        <w:t>4. Como funciona (pipeline)</w:t>
       </w:r>
     </w:p>
     <w:p>
       <w:r>
-        <w:t>Conclusao do curso NVIDIA DLI 'Building RAG Agents with LLMs' com transposicao pratica. Entrego notas e um notebook funcional de RAG end-to-end.</w:t>
-      </w:r>
-    </w:p>
-    <w:p>
-      <w:r>
-        <w:t>A base sustenta as proximas atividades (RAG hibrido, multi-agente, custos).</w:t>
+        <w:t>[ver fluxo / gráfico no documento HTML]</w:t>
       </w:r>
     </w:p>
     <w:p>
       <w:pPr>
-        <w:pStyle w:val="Heading2"/>
+        <w:pStyle w:val="Heading1"/>
       </w:pPr>
       <w:r>
-        <w:rPr>
-          <w:color w:val="8B1E1E"/>
-        </w:rPr>
-        <w:t>Contexto de Producao</w:t>
+        <w:t>5. Antes vs Depois</w:t>
+      </w:r>
+    </w:p>
+    <w:tbl>
+      <w:tblPr>
+        <w:tblW w:type="auto" w:w="0"/>
+        <w:tblLook w:firstColumn="1" w:firstRow="1" w:lastColumn="0" w:lastRow="0" w:noHBand="0" w:noVBand="1" w:val="04A0"/>
+      </w:tblPr>
+      <w:tblGrid>
+  </w:tblGrid>
+    </w:tbl>
+    <w:tbl>
+      <w:tblPr>
+        <w:tblW w:type="auto" w:w="0"/>
+        <w:tblLook w:firstColumn="1" w:firstRow="1" w:lastColumn="0" w:lastRow="0" w:noHBand="0" w:noVBand="1" w:val="04A0"/>
+      </w:tblPr>
+      <w:tblGrid>
+        <w:gridCol w:w="2880"/>
+        <w:gridCol w:w="2880"/>
+        <w:gridCol w:w="2880"/>
+      </w:tblGrid>
+      <w:tr>
+        <w:tc>
+          <w:tcPr>
+            <w:tcW w:type="dxa" w:w="2880"/>
+          </w:tcPr>
+          <w:p>
+            <w:r>
+              <w:t>Cenário</w:t>
+            </w:r>
+          </w:p>
+        </w:tc>
+        <w:tc>
+          <w:tcPr>
+            <w:tcW w:type="dxa" w:w="2880"/>
+          </w:tcPr>
+          <w:p>
+            <w:r>
+              <w:t>Antes (sem base)</w:t>
+            </w:r>
+          </w:p>
+        </w:tc>
+        <w:tc>
+          <w:tcPr>
+            <w:tcW w:type="dxa" w:w="2880"/>
+          </w:tcPr>
+          <w:p>
+            <w:r>
+              <w:t>Depois (fundações)</w:t>
+            </w:r>
+          </w:p>
+        </w:tc>
+      </w:tr>
+      <w:tr>
+        <w:tc>
+          <w:tcPr>
+            <w:tcW w:type="dxa" w:w="2880"/>
+          </w:tcPr>
+          <w:p>
+            <w:r>
+              <w:t>Avaliação</w:t>
+            </w:r>
+          </w:p>
+        </w:tc>
+        <w:tc>
+          <w:tcPr>
+            <w:tcW w:type="dxa" w:w="2880"/>
+          </w:tcPr>
+          <w:p>
+            <w:r>
+              <w:t>Manual, no olhômetro</w:t>
+            </w:r>
+          </w:p>
+        </w:tc>
+        <w:tc>
+          <w:tcPr>
+            <w:tcW w:type="dxa" w:w="2880"/>
+          </w:tcPr>
+          <w:p>
+            <w:r>
+              <w:t>Score automatizado por cosseno</w:t>
+            </w:r>
+          </w:p>
+        </w:tc>
+      </w:tr>
+      <w:tr>
+        <w:tc>
+          <w:tcPr>
+            <w:tcW w:type="dxa" w:w="2880"/>
+          </w:tcPr>
+          <w:p>
+            <w:r>
+              <w:t>Alucinação</w:t>
+            </w:r>
+          </w:p>
+        </w:tc>
+        <w:tc>
+          <w:tcPr>
+            <w:tcW w:type="dxa" w:w="2880"/>
+          </w:tcPr>
+          <w:p>
+            <w:r>
+              <w:t>Passava despercebida</w:t>
+            </w:r>
+          </w:p>
+        </w:tc>
+        <w:tc>
+          <w:tcPr>
+            <w:tcW w:type="dxa" w:w="2880"/>
+          </w:tcPr>
+          <w:p>
+            <w:r>
+              <w:t>Bloqueada por guardrail</w:t>
+            </w:r>
+          </w:p>
+        </w:tc>
+      </w:tr>
+      <w:tr>
+        <w:tc>
+          <w:tcPr>
+            <w:tcW w:type="dxa" w:w="2880"/>
+          </w:tcPr>
+          <w:p>
+            <w:r>
+              <w:t>Custo</w:t>
+            </w:r>
+          </w:p>
+        </w:tc>
+        <w:tc>
+          <w:tcPr>
+            <w:tcW w:type="dxa" w:w="2880"/>
+          </w:tcPr>
+          <w:p>
+            <w:r>
+              <w:t>Surpresa na fatura</w:t>
+            </w:r>
+          </w:p>
+        </w:tc>
+        <w:tc>
+          <w:tcPr>
+            <w:tcW w:type="dxa" w:w="2880"/>
+          </w:tcPr>
+          <w:p>
+            <w:r>
+              <w:t>Estimado antes da chamada</w:t>
+            </w:r>
+          </w:p>
+        </w:tc>
+      </w:tr>
+      <w:tr>
+        <w:tc>
+          <w:tcPr>
+            <w:tcW w:type="dxa" w:w="2880"/>
+          </w:tcPr>
+          <w:p>
+            <w:r>
+              <w:t>Reprodutibilidade</w:t>
+            </w:r>
+          </w:p>
+        </w:tc>
+        <w:tc>
+          <w:tcPr>
+            <w:tcW w:type="dxa" w:w="2880"/>
+          </w:tcPr>
+          <w:p>
+            <w:r>
+              <w:t>Inexistente</w:t>
+            </w:r>
+          </w:p>
+        </w:tc>
+        <w:tc>
+          <w:tcPr>
+            <w:tcW w:type="dxa" w:w="2880"/>
+          </w:tcPr>
+          <w:p>
+            <w:r>
+              <w:t>Golden set no CI</w:t>
+            </w:r>
+          </w:p>
+        </w:tc>
+      </w:tr>
+    </w:tbl>
+    <w:p>
+      <w:pPr>
+        <w:pStyle w:val="Heading1"/>
+      </w:pPr>
+      <w:r>
+        <w:t>6. Entregas</w:t>
       </w:r>
     </w:p>
     <w:p>
@@ -126,7 +282,7 @@
         <w:pStyle w:val="ListBullet"/>
       </w:pPr>
       <w:r>
-        <w:t>Time comenta 'RAG' mas sem padrao de chunking.</w:t>
+        <w:t>Notebook 01-tokens-embeddings.ipynb: explicação visual de tokenização e vetorização.</w:t>
       </w:r>
     </w:p>
     <w:p>
@@ -134,7 +290,7 @@
         <w:pStyle w:val="ListBullet"/>
       </w:pPr>
       <w:r>
-        <w:t>Similaridade pura trazia contexto irrelevante.</w:t>
+        <w:t>Script embed.py: gera e salva embeddings com similaridade de cosseno.</w:t>
       </w:r>
     </w:p>
     <w:p>
@@ -142,18 +298,7 @@
         <w:pStyle w:val="ListBullet"/>
       </w:pPr>
       <w:r>
-        <w:t>Sem metrica de qualidade.</w:t>
-      </w:r>
-    </w:p>
-    <w:p>
-      <w:pPr>
-        <w:pStyle w:val="Heading2"/>
-      </w:pPr>
-      <w:r>
-        <w:rPr>
-          <w:color w:val="8B1E1E"/>
-        </w:rPr>
-        <w:t>Diagnostico</w:t>
+        <w:t>Golden set eval_set.json: 50 pares pergunta/resposta de referência.</w:t>
       </w:r>
     </w:p>
     <w:p>
@@ -161,425 +306,43 @@
         <w:pStyle w:val="ListBullet"/>
       </w:pPr>
       <w:r>
-        <w:t>Chunk grande -&gt; ruido; pequeno -&gt; perde contexto.</w:t>
+        <w:t>Doc guardrails.md: catálogo de checagens e limiares.</w:t>
       </w:r>
     </w:p>
     <w:p>
       <w:pPr>
-        <w:pStyle w:val="ListBullet"/>
+        <w:pStyle w:val="Heading1"/>
       </w:pPr>
       <w:r>
-        <w:t>Embedding sem normalizacao.</w:t>
+        <w:t>7. Métricas</w:t>
+      </w:r>
+    </w:p>
+    <w:p>
+      <w:r>
+        <w:t>Qualidade medida (score médio 0-1)S1S2S3S4S5S6S7S8S9S10S11S12Semana 1</w:t>
+      </w:r>
+    </w:p>
+    <w:p>
+      <w:r>
+        <w:t>Meta: score médio ≥ 0.90 no golden set com 100% das respostas passando pelos guardrails antes de produção.</w:t>
       </w:r>
     </w:p>
     <w:p>
       <w:pPr>
-        <w:pStyle w:val="ListBullet"/>
+        <w:pStyle w:val="Heading1"/>
       </w:pPr>
       <w:r>
-        <w:t>Sem rerank -&gt; top-k ruido.</w:t>
-      </w:r>
-    </w:p>
-    <w:p>
-      <w:pPr>
-        <w:pStyle w:val="Heading2"/>
-      </w:pPr>
-      <w:r>
-        <w:rPr>
-          <w:color w:val="8B1E1E"/>
-        </w:rPr>
-        <w:t>Decisao Arquitetural (ADR)</w:t>
+        <w:t>8. Status final</w:t>
       </w:r>
     </w:p>
     <w:p>
       <w:r>
-        <w:t>ADR-041 — Baseline RAG</w:t>
-      </w:r>
-    </w:p>
-    <w:tbl>
-      <w:tblPr>
-        <w:tblStyle w:val="LightGrid-Accent1"/>
-        <w:tblW w:type="auto" w:w="0"/>
-        <w:tblLook w:firstColumn="1" w:firstRow="1" w:lastColumn="0" w:lastRow="0" w:noHBand="0" w:noVBand="1" w:val="04A0"/>
-      </w:tblPr>
-      <w:tblGrid>
-        <w:gridCol w:w="2209"/>
-        <w:gridCol w:w="2209"/>
-        <w:gridCol w:w="2209"/>
-        <w:gridCol w:w="2209"/>
-      </w:tblGrid>
-      <w:tr>
-        <w:tc>
-          <w:tcPr>
-            <w:tcW w:type="dxa" w:w="2209"/>
-          </w:tcPr>
-          <w:p>
-            <w:r>
-              <w:t>Opcao</w:t>
-            </w:r>
-          </w:p>
-        </w:tc>
-        <w:tc>
-          <w:tcPr>
-            <w:tcW w:type="dxa" w:w="2209"/>
-          </w:tcPr>
-          <w:p>
-            <w:r>
-              <w:t>Pro</w:t>
-            </w:r>
-          </w:p>
-        </w:tc>
-        <w:tc>
-          <w:tcPr>
-            <w:tcW w:type="dxa" w:w="2209"/>
-          </w:tcPr>
-          <w:p>
-            <w:r>
-              <w:t>Contra</w:t>
-            </w:r>
-          </w:p>
-        </w:tc>
-        <w:tc>
-          <w:tcPr>
-            <w:tcW w:type="dxa" w:w="2209"/>
-          </w:tcPr>
-          <w:p>
-            <w:r>
-              <w:t>Decisao</w:t>
-            </w:r>
-          </w:p>
-        </w:tc>
-      </w:tr>
-      <w:tr>
-        <w:tc>
-          <w:tcPr>
-            <w:tcW w:type="dxa" w:w="2209"/>
-          </w:tcPr>
-          <w:p>
-            <w:r>
-              <w:t>Chunk 512 + overlap 64 + rerank</w:t>
-            </w:r>
-          </w:p>
-        </w:tc>
-        <w:tc>
-          <w:tcPr>
-            <w:tcW w:type="dxa" w:w="2209"/>
-          </w:tcPr>
-          <w:p>
-            <w:r>
-              <w:t>coeso</w:t>
-            </w:r>
-          </w:p>
-        </w:tc>
-        <w:tc>
-          <w:tcPr>
-            <w:tcW w:type="dxa" w:w="2209"/>
-          </w:tcPr>
-          <w:p>
-            <w:r>
-              <w:t>mais tokens</w:t>
-            </w:r>
-          </w:p>
-        </w:tc>
-        <w:tc>
-          <w:tcPr>
-            <w:tcW w:type="dxa" w:w="2209"/>
-          </w:tcPr>
-          <w:p>
-            <w:r>
-              <w:t>ESCOLHIDA</w:t>
-            </w:r>
-          </w:p>
-        </w:tc>
-      </w:tr>
-    </w:tbl>
-    <w:p>
-      <w:r>
-        <w:rPr>
-          <w:b/>
-        </w:rPr>
-        <w:t xml:space="preserve">Nota: </w:t>
-      </w:r>
-      <w:r>
-        <w:t>Normalizar embeddings; top-k=20 + rerank para top-5.</w:t>
-      </w:r>
-    </w:p>
-    <w:p>
-      <w:pPr>
-        <w:pStyle w:val="Heading2"/>
-      </w:pPr>
-      <w:r>
-        <w:rPr>
-          <w:color w:val="8B1E1E"/>
-        </w:rPr>
-        <w:t>Entregas</w:t>
-      </w:r>
-    </w:p>
-    <w:p>
-      <w:pPr>
-        <w:pStyle w:val="ListBullet"/>
-      </w:pPr>
-      <w:r>
-        <w:t>DLI-NOTES.md.</w:t>
-      </w:r>
-    </w:p>
-    <w:p>
-      <w:pPr>
-        <w:pStyle w:val="ListBullet"/>
-      </w:pPr>
-      <w:r>
-        <w:t>rag_baseline.py.</w:t>
-      </w:r>
-    </w:p>
-    <w:p>
-      <w:pPr>
-        <w:pStyle w:val="ListBullet"/>
-      </w:pPr>
-      <w:r>
-        <w:t>CONCLUSAO.md.</w:t>
-      </w:r>
-    </w:p>
-    <w:p>
-      <w:pPr>
-        <w:pStyle w:val="Heading2"/>
-      </w:pPr>
-      <w:r>
-        <w:rPr>
-          <w:color w:val="8B1E1E"/>
-        </w:rPr>
-        <w:t>Validacao</w:t>
-      </w:r>
-    </w:p>
-    <w:p>
-      <w:pPr>
-        <w:pStyle w:val="ListNumber"/>
-      </w:pPr>
-      <w:r>
-        <w:t>Rodar rag_baseline.py.</w:t>
-      </w:r>
-    </w:p>
-    <w:p>
-      <w:pPr>
-        <w:pStyle w:val="ListNumber"/>
-      </w:pPr>
-      <w:r>
-        <w:t>Medir faithfulness em 10 perguntas.</w:t>
-      </w:r>
-    </w:p>
-    <w:p>
-      <w:pPr>
-        <w:pStyle w:val="ListNumber"/>
-      </w:pPr>
-      <w:r>
-        <w:t>Comparar com similaridade pura.</w:t>
-      </w:r>
-    </w:p>
-    <w:p>
-      <w:pPr>
-        <w:pStyle w:val="Heading2"/>
-      </w:pPr>
-      <w:r>
-        <w:rPr>
-          <w:color w:val="8B1E1E"/>
-        </w:rPr>
-        <w:t>Metricas</w:t>
-      </w:r>
-    </w:p>
-    <w:tbl>
-      <w:tblPr>
-        <w:tblStyle w:val="LightGrid-Accent1"/>
-        <w:tblW w:type="auto" w:w="0"/>
-        <w:tblLook w:firstColumn="1" w:firstRow="1" w:lastColumn="0" w:lastRow="0" w:noHBand="0" w:noVBand="1" w:val="04A0"/>
-      </w:tblPr>
-      <w:tblGrid>
-        <w:gridCol w:w="4419"/>
-        <w:gridCol w:w="4419"/>
-      </w:tblGrid>
-      <w:tr>
-        <w:tc>
-          <w:tcPr>
-            <w:tcW w:type="dxa" w:w="4419"/>
-          </w:tcPr>
-          <w:p>
-            <w:r>
-              <w:t>SLO</w:t>
-            </w:r>
-          </w:p>
-        </w:tc>
-        <w:tc>
-          <w:tcPr>
-            <w:tcW w:type="dxa" w:w="4419"/>
-          </w:tcPr>
-          <w:p>
-            <w:r>
-              <w:t>Alvo</w:t>
-            </w:r>
-          </w:p>
-        </w:tc>
-      </w:tr>
-      <w:tr>
-        <w:tc>
-          <w:tcPr>
-            <w:tcW w:type="dxa" w:w="4419"/>
-          </w:tcPr>
-          <w:p>
-            <w:r>
-              <w:t>Faithfulness</w:t>
-            </w:r>
-          </w:p>
-        </w:tc>
-        <w:tc>
-          <w:tcPr>
-            <w:tcW w:type="dxa" w:w="4419"/>
-          </w:tcPr>
-          <w:p>
-            <w:r>
-              <w:t>&gt;= 0.8</w:t>
-            </w:r>
-          </w:p>
-        </w:tc>
-      </w:tr>
-      <w:tr>
-        <w:tc>
-          <w:tcPr>
-            <w:tcW w:type="dxa" w:w="4419"/>
-          </w:tcPr>
-          <w:p>
-            <w:r>
-              <w:t>Chunk</w:t>
-            </w:r>
-          </w:p>
-        </w:tc>
-        <w:tc>
-          <w:tcPr>
-            <w:tcW w:type="dxa" w:w="4419"/>
-          </w:tcPr>
-          <w:p>
-            <w:r>
-              <w:t>512/64</w:t>
-            </w:r>
-          </w:p>
-        </w:tc>
-      </w:tr>
-    </w:tbl>
-    <w:p>
-      <w:pPr>
-        <w:pStyle w:val="Heading2"/>
-      </w:pPr>
-      <w:r>
-        <w:rPr>
-          <w:color w:val="8B1E1E"/>
-        </w:rPr>
-        <w:t>Riscos</w:t>
-      </w:r>
-    </w:p>
-    <w:tbl>
-      <w:tblPr>
-        <w:tblStyle w:val="LightGrid-Accent1"/>
-        <w:tblW w:type="auto" w:w="0"/>
-        <w:tblLook w:firstColumn="1" w:firstRow="1" w:lastColumn="0" w:lastRow="0" w:noHBand="0" w:noVBand="1" w:val="04A0"/>
-      </w:tblPr>
-      <w:tblGrid>
-        <w:gridCol w:w="4419"/>
-        <w:gridCol w:w="4419"/>
-      </w:tblGrid>
-      <w:tr>
-        <w:tc>
-          <w:tcPr>
-            <w:tcW w:type="dxa" w:w="4419"/>
-          </w:tcPr>
-          <w:p>
-            <w:r>
-              <w:t>Risco</w:t>
-            </w:r>
-          </w:p>
-        </w:tc>
-        <w:tc>
-          <w:tcPr>
-            <w:tcW w:type="dxa" w:w="4419"/>
-          </w:tcPr>
-          <w:p>
-            <w:r>
-              <w:t>Mitigacao</w:t>
-            </w:r>
-          </w:p>
-        </w:tc>
-      </w:tr>
-      <w:tr>
-        <w:tc>
-          <w:tcPr>
-            <w:tcW w:type="dxa" w:w="4419"/>
-          </w:tcPr>
-          <w:p>
-            <w:r>
-              <w:t>Contexto irrelevante</w:t>
-            </w:r>
-          </w:p>
-        </w:tc>
-        <w:tc>
-          <w:tcPr>
-            <w:tcW w:type="dxa" w:w="4419"/>
-          </w:tcPr>
-          <w:p>
-            <w:r>
-              <w:t>rerank</w:t>
-            </w:r>
-          </w:p>
-        </w:tc>
-      </w:tr>
-      <w:tr>
-        <w:tc>
-          <w:tcPr>
-            <w:tcW w:type="dxa" w:w="4419"/>
-          </w:tcPr>
-          <w:p>
-            <w:r>
-              <w:t>Hallucination</w:t>
-            </w:r>
-          </w:p>
-        </w:tc>
-        <w:tc>
-          <w:tcPr>
-            <w:tcW w:type="dxa" w:w="4419"/>
-          </w:tcPr>
-          <w:p>
-            <w:r>
-              <w:t>cite trecho</w:t>
-            </w:r>
-          </w:p>
-        </w:tc>
-      </w:tr>
-    </w:tbl>
-    <w:p>
-      <w:pPr>
-        <w:pStyle w:val="Heading2"/>
-      </w:pPr>
-      <w:r>
-        <w:rPr>
-          <w:color w:val="8B1E1E"/>
-        </w:rPr>
-        <w:t>Proximos Passos</w:t>
-      </w:r>
-    </w:p>
-    <w:p>
-      <w:pPr>
-        <w:pStyle w:val="ListBullet"/>
-      </w:pPr>
-      <w:r>
-        <w:t>RAG hibrido (04-A2).</w:t>
-      </w:r>
-    </w:p>
-    <w:p>
-      <w:pPr>
-        <w:pStyle w:val="ListBullet"/>
-      </w:pPr>
-      <w:r>
-        <w:t>Avaliacao RAGAS.</w:t>
+        <w:t>NÃO publicado — Desenvolvido e em homologação. Aguarda revisão antes de produção.</w:t>
       </w:r>
     </w:p>
     <w:sectPr>
       <w:pgSz w:w="12240" w:h="15840"/>
-      <w:pgMar w:top="1417" w:right="1701" w:bottom="1417" w:left="1701" w:header="720" w:footer="720" w:gutter="0"/>
+      <w:pgMar w:top="1440" w:right="1800" w:bottom="1440" w:left="1800" w:header="720" w:footer="720" w:gutter="0"/>
       <w:cols w:space="720"/>
       <w:docGrid w:linePitch="360"/>
     </w:sectPr>
@@ -950,10 +713,6 @@
     <w:name w:val="Normal"/>
     <w:qFormat/>
     <w:rsid w:val="00FC693F"/>
-    <w:rPr>
-      <w:rFonts w:ascii="Calibri" w:hAnsi="Calibri"/>
-      <w:sz w:val="22"/>
-    </w:rPr>
   </w:style>
   <w:style w:type="paragraph" w:styleId="Header">
     <w:name w:val="header"/>
